--- a/business_it/part2/ep19_Il_primo_buyer.docx
+++ b/business_it/part2/ep19_Il_primo_buyer.docx
@@ -180,7 +180,7 @@
                 <w:b w:val="0"/>
                 <w:sz w:val="19"/>
               </w:rPr>
-              <w:t>Matteo (주인공·막내) · Chiara (디자이너) · Filippo (총괄 사장) · Kim Seo-yeon (서울 백화점 바이어) · Giulia (필리포의 딸, 16) · Ornella Pizzi (옆 부스) · Hélène Dufresne (메종 바렌)</w:t>
+              <w:t>Matteo (주인공·막내) · Chiara (디자이너) · Filippo (총괄 사장) · Kim Seo-yeon (서울 백화점 바이어) · Giulia (필리포의 딸, 16) · Ornella Pizzi (맞은편 부스) · Hélène Dufresne (메종 바렌)</w:t>
             </w:r>
           </w:p>
         </w:tc>
@@ -412,7 +412,7 @@
           <w:rFonts w:ascii="Calibri" w:hAnsi="Calibri" w:eastAsia="Malgun Gothic"/>
           <w:sz w:val="20"/>
         </w:rPr>
-        <w:t>[MIPEL] Ornella Pizzi (오르넬라) — 옆 부스, 솔로프라. / [파리] Hélène Dufresne (엘렌) — 메종 바렌 구매 책임자, 필리포와 tu.</w:t>
+        <w:t>[MIPEL] Ornella Pizzi (오르넬라) — 맞은편 부스, 솔로프라. / [파리] Hélène Dufresne (엘렌) — 메종 바렌 구매 책임자, 필리포와 tu.</w:t>
       </w:r>
     </w:p>
     <w:p>
@@ -933,7 +933,7 @@
           <w:color w:val="666666"/>
           <w:sz w:val="19"/>
         </w:rPr>
-        <w:t>Dallo stand accanto, Ornella si affaccia con il caffè in mano.</w:t>
+        <w:t>Dallo stand di fronte, Ornella si affaccia con il caffè in mano.</w:t>
       </w:r>
     </w:p>
     <w:p>
@@ -1773,7 +1773,7 @@
           <w:sz w:val="22"/>
         </w:rPr>
         <w:tab/>
-        <w:t>Sei modelli: la Scandicci, la Domenica, la pochette, il tote piccolo, la tracolla corta e il portadocumenti. Dieci pezzi per modello.</w:t>
+        <w:t>Sei modelli: la Scandicci, la Domenica, la Casellina, l'Arno, la Vingone e la Torri. Dieci pezzi per modello.</w:t>
       </w:r>
     </w:p>
     <w:p>
@@ -1903,7 +1903,7 @@
           <w:sz w:val="22"/>
         </w:rPr>
         <w:tab/>
-        <w:t>(fa i conti sul telefono) Diciannovemilaottocentoquaranta euro. Diciamo ventimila, con gli imballi per l'aereo.</w:t>
+        <w:t>(fa i conti sul telefono) Diciannovemilaottocento euro. Diciamo ventimila, con gli imballi per l'aereo.</w:t>
       </w:r>
     </w:p>
     <w:p>
@@ -3501,7 +3501,7 @@
           <w:color w:val="666666"/>
           <w:sz w:val="19"/>
         </w:rPr>
-        <w:t>Kim se ne va con la sua cartella nera. Ornella, dallo stand accanto, applaude piano, tre volte.</w:t>
+        <w:t>Kim se ne va con la sua cartella nera. Ornella, dallo stand di fronte, applaude piano, tre volte.</w:t>
       </w:r>
     </w:p>
     <w:p>
@@ -5590,7 +5590,7 @@
                 <w:b w:val="0"/>
                 <w:sz w:val="19"/>
               </w:rPr>
-              <w:t>6개 모델 중 하나</w:t>
+              <w:t>6개 모델 중 하나: la Torri</w:t>
             </w:r>
           </w:p>
         </w:tc>
@@ -8367,7 +8367,7 @@
           <w:color w:val="666666"/>
           <w:sz w:val="19"/>
         </w:rPr>
-        <w:t>옆 부스에서 오르넬라가 커피를 든 채 고개를 내민다.</w:t>
+        <w:t>맞은편 부스에서 오르넬라가 커피를 든 채 고개를 내민다.</w:t>
       </w:r>
     </w:p>
     <w:p>
@@ -9208,7 +9208,7 @@
           <w:sz w:val="21"/>
         </w:rPr>
         <w:tab/>
-        <w:t>여섯 모델이요. '스칸디치', '도메니카', 포셰트, 작은 토트, 짧은 크로스백, 서류 가방. 모델마다 열 개씩.</w:t>
+        <w:t>여섯 모델이요. '스칸디치', '도메니카', 포셰트 '카셀리나', 쇼퍼 '아르노', 크로스백 '빈고네', 서류 가방 '토리'. 모델마다 열 개씩.</w:t>
       </w:r>
     </w:p>
     <w:p>
@@ -9338,7 +9338,7 @@
           <w:sz w:val="21"/>
         </w:rPr>
         <w:tab/>
-        <w:t>(휴대폰으로 계산하며) 1만 9,840유로입니다. 항공용 포장까지 하면 2만 유로라고 하죠.</w:t>
+        <w:t>(휴대폰으로 계산하며) 1만 9,800유로입니다. 항공용 포장까지 하면 2만 유로라고 하죠.</w:t>
       </w:r>
     </w:p>
     <w:p>
@@ -10937,7 +10937,7 @@
           <w:color w:val="666666"/>
           <w:sz w:val="19"/>
         </w:rPr>
-        <w:t>김 선생님이 검은 서류 가방을 들고 떠난다. 옆 부스의 오르넬라가 조용히 세 번 박수를 친다.</w:t>
+        <w:t>김 선생님이 검은 서류 가방을 들고 떠난다. 맞은편 부스의 오르넬라가 조용히 세 번 박수를 친다.</w:t>
       </w:r>
     </w:p>
     <w:p>
